--- a/static/files/Resume - Joel Milañez.docx
+++ b/static/files/Resume - Joel Milañez.docx
@@ -1008,7 +1008,7 @@
           <w:sz w:val="22"/>
           <w:szCs w:val="22"/>
         </w:rPr>
-        <w:t>Junior Full Stack Developer</w:t>
+        <w:t>Full Stack Developer</w:t>
       </w:r>
       <w:r>
         <w:rPr>
@@ -1100,7 +1100,33 @@
           <w:sz w:val="22"/>
           <w:szCs w:val="22"/>
         </w:rPr>
-        <w:t>Yii, Laravel, Svelte, JavaScript, jQuery, Bootstrap, Tailwind CSS, MySQL</w:t>
+        <w:t xml:space="preserve">Yii, Laravel, </w:t>
+      </w:r>
+      <w:proofErr w:type="spellStart"/>
+      <w:r>
+        <w:rPr>
+          <w:rFonts w:ascii="Times New Roman" w:hAnsi="Times New Roman" w:cs="Times New Roman"/>
+          <w:sz w:val="22"/>
+          <w:szCs w:val="22"/>
+        </w:rPr>
+        <w:t>Svelte</w:t>
+      </w:r>
+      <w:r>
+        <w:rPr>
+          <w:rFonts w:ascii="Times New Roman" w:hAnsi="Times New Roman" w:cs="Times New Roman"/>
+          <w:sz w:val="22"/>
+          <w:szCs w:val="22"/>
+        </w:rPr>
+        <w:t>kit</w:t>
+      </w:r>
+      <w:proofErr w:type="spellEnd"/>
+      <w:r>
+        <w:rPr>
+          <w:rFonts w:ascii="Times New Roman" w:hAnsi="Times New Roman" w:cs="Times New Roman"/>
+          <w:sz w:val="22"/>
+          <w:szCs w:val="22"/>
+        </w:rPr>
+        <w:t>, JavaScript, jQuery, Bootstrap, Tailwind CSS, MySQL</w:t>
       </w:r>
     </w:p>
     <w:p>
@@ -1272,7 +1298,47 @@
           <w:sz w:val="22"/>
           <w:szCs w:val="22"/>
         </w:rPr>
-        <w:t>: Initially contributed as support manpower; eventually appointed as lead developer. This system, modeled after AC, was rebranded for international use.</w:t>
+        <w:t xml:space="preserve">: </w:t>
+      </w:r>
+      <w:r>
+        <w:rPr>
+          <w:rFonts w:ascii="Times New Roman" w:hAnsi="Times New Roman" w:cs="Times New Roman"/>
+          <w:sz w:val="22"/>
+          <w:szCs w:val="22"/>
+        </w:rPr>
+        <w:t>Supported system development by fixing bugs and delivering new features. The platform, modeled after A</w:t>
+      </w:r>
+      <w:r>
+        <w:rPr>
+          <w:rFonts w:ascii="Times New Roman" w:hAnsi="Times New Roman" w:cs="Times New Roman"/>
+          <w:sz w:val="22"/>
+          <w:szCs w:val="22"/>
+        </w:rPr>
+        <w:t xml:space="preserve">ssessment </w:t>
+      </w:r>
+      <w:r>
+        <w:rPr>
+          <w:rFonts w:ascii="Times New Roman" w:hAnsi="Times New Roman" w:cs="Times New Roman"/>
+          <w:sz w:val="22"/>
+          <w:szCs w:val="22"/>
+        </w:rPr>
+        <w:t>C</w:t>
+      </w:r>
+      <w:r>
+        <w:rPr>
+          <w:rFonts w:ascii="Times New Roman" w:hAnsi="Times New Roman" w:cs="Times New Roman"/>
+          <w:sz w:val="22"/>
+          <w:szCs w:val="22"/>
+        </w:rPr>
+        <w:t>enter</w:t>
+      </w:r>
+      <w:r>
+        <w:rPr>
+          <w:rFonts w:ascii="Times New Roman" w:hAnsi="Times New Roman" w:cs="Times New Roman"/>
+          <w:sz w:val="22"/>
+          <w:szCs w:val="22"/>
+        </w:rPr>
+        <w:t>, was subsequently rebranded for international use.</w:t>
       </w:r>
     </w:p>
     <w:p>
@@ -1573,6 +1639,22 @@
           <w:szCs w:val="22"/>
         </w:rPr>
         <w:t xml:space="preserve"> </w:t>
+      </w:r>
+      <w:r>
+        <w:rPr>
+          <w:rFonts w:ascii="Times New Roman" w:hAnsi="Times New Roman" w:cs="Times New Roman"/>
+          <w:sz w:val="22"/>
+          <w:szCs w:val="22"/>
+        </w:rPr>
+        <w:t>JavaScript</w:t>
+      </w:r>
+      <w:r>
+        <w:rPr>
+          <w:rFonts w:ascii="Times New Roman" w:hAnsi="Times New Roman" w:cs="Times New Roman"/>
+          <w:sz w:val="22"/>
+          <w:szCs w:val="22"/>
+        </w:rPr>
+        <w:t xml:space="preserve">, </w:t>
       </w:r>
       <w:r>
         <w:rPr>
